--- a/tillsyn/A 51898-2025 tillsynsbegäran.docx
+++ b/tillsyn/A 51898-2025 tillsynsbegäran.docx
@@ -642,7 +642,7 @@
     <w:r>
       <w:tab/>
       <w:tab/>
-      <w:t>2026-06-18</w:t>
+      <w:t>2026-06-19</w:t>
       <w:br/>
       <w:br/>
     </w:r>

--- a/tillsyn/A 51898-2025 tillsynsbegäran.docx
+++ b/tillsyn/A 51898-2025 tillsynsbegäran.docx
@@ -642,7 +642,7 @@
     <w:r>
       <w:tab/>
       <w:tab/>
-      <w:t>2026-06-19</w:t>
+      <w:t>2026-06-20</w:t>
       <w:br/>
       <w:br/>
     </w:r>

--- a/tillsyn/A 51898-2025 tillsynsbegäran.docx
+++ b/tillsyn/A 51898-2025 tillsynsbegäran.docx
@@ -12,10 +12,7 @@
     </w:p>
     <w:p>
       <w:r>
-        <w:t>Detta dokument behandlar höga naturvärden i avverkningsanmälan A 51898-2025 i Kalmar kommun som inkom 2025-10-22 och omfattar 1,1 ha.</w:t>
-      </w:r>
-      <w:r>
-        <w:t xml:space="preserve"> I Figur 1 visas fyndplatser för naturvårdsarter i området, som finns registrerade på Artportalen.</w:t>
+        <w:t>Denna tillsynsbegäran behandlar höga naturvärden i avverkningsanmälan A 51898-2025 i Kalmar kommun som inkom 2025-10-22 och omfattar 1,1 ha.</w:t>
       </w:r>
     </w:p>
     <w:p>
@@ -25,7 +22,7 @@
       <w:r>
         <w:drawing>
           <wp:inline xmlns:a="http://schemas.openxmlformats.org/drawingml/2006/main" xmlns:pic="http://schemas.openxmlformats.org/drawingml/2006/picture">
-            <wp:extent cx="5288204" cy="5688000"/>
+            <wp:extent cx="5321674" cy="5724000"/>
             <wp:docPr id="1" name="Picture 1"/>
             <wp:cNvGraphicFramePr>
               <a:graphicFrameLocks noChangeAspect="1"/>
@@ -46,7 +43,7 @@
                   <pic:spPr>
                     <a:xfrm>
                       <a:off x="0" y="0"/>
-                      <a:ext cx="5288204" cy="5688000"/>
+                      <a:ext cx="5321674" cy="5724000"/>
                     </a:xfrm>
                     <a:prstGeom prst="rect"/>
                   </pic:spPr>
@@ -63,7 +60,20 @@
         <w:spacing w:after="240"/>
       </w:pPr>
       <w:r>
-        <w:t>Figur 1. Fyndplatser för naturvårdsarter inom 18 meter från avverkningsanmälan (röd linje). Inom parentes anges rödlistekategorier, S för signalarter, Tför typiska arter och fridlysningsparagrafer i artskyddsförordningen.Markörer utan svart kant är placerade på fyndplatsen. Markörer med svart kant är placerade vid sidan av fyndplatsen och har ett svart streck som visar fyndplatsens exakta position. Kartans mittpunktskoordinat är N 6270340, E 560621 i SWEREF 99 TM.</w:t>
+        <w:t>Figur 1. Fyndplatser för naturvårdsarter inom 18 meter från avverkningsanmälan. Markörer utan svart kant är placerade på fyndplatsen. Markörer med svart kant är placerade vid sidan av fyndplatsen har ett svart streck som visar fyndplatsens exakta position. Kartans mittpunktskoordinat är N 6270340, E 560621 i SWEREF 99 TM.</w:t>
+      </w:r>
+    </w:p>
+    <w:p>
+      <w:r>
+        <w:t>Inom 18 meter från avverkningsanmälan finns fynd av 18 naturvårdsarter, varav 9 är rödlistade, 12 är fridlysta, 3 är typiska (T) och 3 är signalarter (S): vit lavmätare (EN), grönfink (VU, §4), mindre bastardsvärmare (VU), entita (NT, T, §4), grönsångare (NT, §4), mindre hackspett (NT, T, §4), större aspvårvecklare (NT), sädesärla (NT, §4), vasspetsad sikelvinge (NT), ekoxe (S, §6), spindelbock (S), trollspinnare (S), spillkråka (T, §4), kungsfågel (§4), röd glada (§4), svartvit flugsnappare (§4), sångsvan (§4) och trana (§4). Se Figur 1.</w:t>
+      </w:r>
+    </w:p>
+    <w:p>
+      <w:pPr>
+        <w:pStyle w:val="Heading1"/>
+      </w:pPr>
+      <w:r>
+        <w:t>Tillsynsbegäran</w:t>
       </w:r>
     </w:p>
     <w:p>
@@ -77,73 +87,16 @@
       </w:r>
     </w:p>
     <w:p>
-      <w:r>
-        <w:t>Nedan beskrivs fynd av naturvårdsarter och fridlysta arter som gjorts i det avverkningsanmälda området. I BILAGA 1 finns artfakta om fridlysta arter.</w:t>
-      </w:r>
-    </w:p>
-    <w:p>
       <w:pPr>
         <w:pStyle w:val="Heading1"/>
       </w:pPr>
       <w:r>
-        <w:t>Naturvårdsarter</w:t>
+        <w:t>Naturvårdsarter och fridlysta arter</w:t>
       </w:r>
     </w:p>
     <w:p>
       <w:r>
-        <w:t>Inom 18 meter från avverkningsanmälan har följande 18 naturvårdsarter hittats: vit lavmätare (EN), grönfink (VU, §4), mindre bastardsvärmare (VU), entita (NT, T, §4), grönsångare (NT, §4), mindre hackspett (NT, T, §4), större aspvårvecklare (NT), sädesärla (NT, §4), vasspetsad sikelvinge (NT), ekoxe (S, §6), spindelbock (S), trollspinnare (S), spillkråka (T, §4), kungsfågel (§4), röd glada (§4), svartvit flugsnappare (§4), sångsvan (§4) och trana (§4). Av dessa är 9 rödlistade. För rödlistade arter har rödlistekategorin angivits inom parentes. Arter som är signalarter enligt Skogsstyrelsen har markerats med (S). Typiska arter inom Natura 2000 som är kopplade till skogsekosystem har markerats med (T). För fridlysta arter anges även paragrafen i Artskyddsförordningen som arten är fridlyst enligt.</w:t>
-      </w:r>
-    </w:p>
-    <w:p>
-      <w:r>
-        <w:t>De påträffade naturvårdsarterna är ett tydligt kvitto på att det rör sig om en skog med höga naturvärden.</w:t>
-      </w:r>
-    </w:p>
-    <w:p>
-      <w:pPr>
-        <w:pStyle w:val="Heading2"/>
-      </w:pPr>
-      <w:r>
-        <w:t>Fridlysta arter</w:t>
-      </w:r>
-    </w:p>
-    <w:p>
-      <w:r>
-        <w:t>Följande fridlysta arter har sina livsmiljöer och växtplatser i den avverkningsanmälda skogen: grönfink (VU, §4), entita (NT, T, §4), grönsångare (NT, §4), mindre hackspett (NT, T, §4), sädesärla (NT, §4), ekoxe (S, §6), spillkråka (T, §4), kungsfågel (§4), röd glada (§4), svartvit flugsnappare (§4), sångsvan (§4) och trana (§4).</w:t>
-      </w:r>
-    </w:p>
-    <w:p>
-      <w:r>
-        <w:t xml:space="preserve">Observera att medlemsländerna är skyldiga att agera i enlighet med EU:s fågeldirektiv där det uttryckligen står att direktivet gäller för fåglar samt för deras ägg, bon och </w:t>
-      </w:r>
-      <w:r>
-        <w:rPr>
-          <w:b/>
-        </w:rPr>
-        <w:t xml:space="preserve">livsmiljöer </w:t>
-      </w:r>
-      <w:r>
-        <w:t>(artikel 1). Vidare att de åtgärder som vidtas inte får leda till en försämring av den nuvarande situationen beträffande bevarandet av de fågelarter som avses i artikel 1 (artikel 13). Fågeldirektivet är styrande för tillsynsansvariga myndigheters ärendehantering, ställningstaganden och beslutsfattande.</w:t>
-      </w:r>
-    </w:p>
-    <w:p>
-      <w:r>
-        <w:rPr>
-          <w:b/>
-        </w:rPr>
-        <w:t xml:space="preserve">Ekoxe (§6) </w:t>
-      </w:r>
-      <w:r>
-        <w:t>omfattas av EU:s art- och habitatdirektiv och är fridlyst enligt 6 § artskyddsförordningen.</w:t>
-      </w:r>
-      <w:r>
-        <w:rPr>
-          <w:b/>
-        </w:rPr>
-        <w:t xml:space="preserve"> </w:t>
-      </w:r>
-      <w:r>
-        <w:t>Dess larvutveckling sker i och vid stubbar, i lågor med markkontakt och grövre döda rötter av olika lövträd, även i döda rotdelar på levande träd. I Sverige främst funnen i ek men även några gånger i bok, hassel, ask och björk. Arten lever främst i halvöppna miljöer såsom trädklädda hagmarker eller gles skog, gärna i sydsluttningar. Arten påverkas negativt av brist på grova eller gamla träd och det föreligger indikation på eller misstanke om populationsminskning. Minskningen avser kvalitén på artens habitat (SLU Artdatabanken, 2025).</w:t>
+        <w:t>Nedan följer beskrivningar av de naturvårdsarter och fridlysta arter som har sina livsmiljöer och växtplatser i den avverkningsanmälda skogen. Se även ytterligare artfakta i BILAGA 1. De påträffade naturvårdsarterna är ett tydligt kvitto på att det rör sig om en skog med höga naturvärden.</w:t>
       </w:r>
     </w:p>
     <w:p>
@@ -202,10 +155,52 @@
         <w:rPr>
           <w:b/>
         </w:rPr>
-        <w:t>Röd glada (§4)</w:t>
+        <w:t xml:space="preserve">Större aspvårvecklare (NT) </w:t>
       </w:r>
       <w:r>
-        <w:t xml:space="preserve"> är fridlyst enligt 4§ artskyddsförordningen och upptagen i bilaga 1 EU:s fågeldirektiv. Den häckar gärna i omväxlande landskap med mosaik av öppna marker och skogar. Tidigare studier har visat en förkärlek för att häcka nära sjöar, och häckningsframgången var också högre hos par som häckade nära vatten. Boet läggs i träd, ofta högt och vanligen nära skogsbryn. Missgynnas av skogliga åtgärder som lämnar boet allt för exponerat, främst genom för smala skyddszoner och för omfattande gallring. Lämna en skyddszon kring boplatser vid avverkning eller andra skogliga åtgärder. Bredden på skyddszonen beror på platsen, men som tumregel ska den ska vara så bred att boplatsen inte är väsentligt mer exponerad för insyn än tidigare. Spara samtliga träd med större risbon, även sådana där boet ser obebott ut. Avstå att avverka äldre lövdominerade bestånd, främst i anslutning till öppen jordbruksmark (SLU Artdatabanken, 2024; Skogsstyrelsen, 2016).</w:t>
+        <w:t>är en fjäril som hör hemma i naturskog med grov asp, som är larvens värdväxt. Artens förekomst är kraftigt fragmenterad och den finns inte i varje skogsparti med äldre asp. Vecklaren kräver kontinuitetsskog och hotas av skogsavverkning där hänsyn till gammal asp negligeras. Skydda löv- och blandskogar med lång kontinuitet (SLU Artdatabanken, 2025).</w:t>
+      </w:r>
+    </w:p>
+    <w:p>
+      <w:r>
+        <w:rPr>
+          <w:b/>
+        </w:rPr>
+        <w:t>Vasspetsad sikelvinge (NT)</w:t>
+      </w:r>
+      <w:r>
+        <w:t xml:space="preserve"> är knuten till stora sammanhängande områden med bestånd av skogslind, som utgör fjärilslarvens föda. Arten hotas främst av slutavverkning av ädellövskog, men sannolikt också av alltför kraftig utglesning av trädbestånd som gör dem till mindre varma livsmiljöer. Alla kvarvarande större ursprungliga bestånd av skogslind med äldre träd och en lång kontinuitet, bör ges ett sådant skydd att de undantas all framtida avverkning. Antalet rödlistade växter och djur beroende av ädellövskog, där skogslind är ett av de dominerande inslagen, är mycket högt (SLU Artdatabanken, 2026).</w:t>
+      </w:r>
+    </w:p>
+    <w:p>
+      <w:r>
+        <w:rPr>
+          <w:b/>
+        </w:rPr>
+        <w:t xml:space="preserve">Ekoxe (§6) </w:t>
+      </w:r>
+      <w:r>
+        <w:t>omfattas av EU:s art- och habitatdirektiv och är fridlyst enligt 6 § artskyddsförordningen.</w:t>
+      </w:r>
+      <w:r>
+        <w:rPr>
+          <w:b/>
+        </w:rPr>
+        <w:t xml:space="preserve"> </w:t>
+      </w:r>
+      <w:r>
+        <w:t>Dess larvutveckling sker i och vid stubbar, i lågor med markkontakt och grövre döda rötter av olika lövträd, även i döda rotdelar på levande träd. I Sverige främst funnen i ek men även några gånger i bok, hassel, ask och björk. Arten lever främst i halvöppna miljöer såsom trädklädda hagmarker eller gles skog, gärna i sydsluttningar. Arten påverkas negativt av brist på grova eller gamla träd och det föreligger indikation på eller misstanke om populationsminskning. Minskningen avser kvalitén på artens habitat (SLU Artdatabanken, 2025).</w:t>
+      </w:r>
+    </w:p>
+    <w:p>
+      <w:r>
+        <w:rPr>
+          <w:b/>
+        </w:rPr>
+        <w:t>Spindelbock</w:t>
+      </w:r>
+      <w:r>
+        <w:t xml:space="preserve"> är en långhorning vars larvutveckling sker under barken på nyligen döda grenar och stammar av olika lövträd, främst björk och asp, men även klibbal, ek, hassel, sälg och andra trädslag. Det föreligger indikation på eller misstanke om populationsminskning. Minskningen avser kvalitén på artens habitat på grund av fortsatt snabb avverkning av kontinuitetsskog i norra Sverige, samt ett ökat utnyttjande av flisved (GROT) för energiändamål och röjning i hagmarker på grund av ändrade miljöersättningsregler i den södra halvan av landet (SLU Artdatabanken, 2025).</w:t>
       </w:r>
     </w:p>
     <w:p>
@@ -239,48 +234,35 @@
     </w:p>
     <w:p>
       <w:r>
-        <w:t>I BILAGA 1 finns mer detaljerad information om ekologi samt krav på livsmiljö hos fridlysta arter.</w:t>
+        <w:rPr>
+          <w:b/>
+        </w:rPr>
+        <w:t>Röd glada (§4)</w:t>
+      </w:r>
+      <w:r>
+        <w:t xml:space="preserve"> är fridlyst enligt 4§ artskyddsförordningen och upptagen i bilaga 1 EU:s fågeldirektiv. Den häckar gärna i omväxlande landskap med mosaik av öppna marker och skogar. Tidigare studier har visat en förkärlek för att häcka nära sjöar, och häckningsframgången var också högre hos par som häckade nära vatten. Boet läggs i träd, ofta högt och vanligen nära skogsbryn. Missgynnas av skogliga åtgärder som lämnar boet allt för exponerat, främst genom för smala skyddszoner och för omfattande gallring. Lämna en skyddszon kring boplatser vid avverkning eller andra skogliga åtgärder. Bredden på skyddszonen beror på platsen, men som tumregel ska den ska vara så bred att boplatsen inte är väsentligt mer exponerad för insyn än tidigare. Spara samtliga träd med större risbon, även sådana där boet ser obebott ut. Avstå att avverka äldre lövdominerade bestånd, främst i anslutning till öppen jordbruksmark (SLU Artdatabanken, 2024; Skogsstyrelsen, 2016).</w:t>
       </w:r>
     </w:p>
     <w:p>
       <w:pPr>
-        <w:pStyle w:val="Heading2"/>
+        <w:pStyle w:val="Heading1"/>
       </w:pPr>
       <w:r>
-        <w:t>Övriga naturvårdsarter</w:t>
+        <w:t>EU:s fågeldirektiv</w:t>
       </w:r>
     </w:p>
     <w:p>
       <w:r>
-        <w:rPr>
-          <w:b/>
-        </w:rPr>
-        <w:t>Spindelbock</w:t>
+        <w:t xml:space="preserve">Europeiska unionens medlemsländer är skyldiga att agera i enlighet med EU:s fågeldirektiv där det uttryckligen står att direktivet gäller för fåglar samt för deras ägg, bon och </w:t>
       </w:r>
-      <w:r>
-        <w:t xml:space="preserve"> är en långhorning vars larvutveckling sker under barken på nyligen döda grenar och stammar av olika lövträd, främst björk och asp, men även klibbal, ek, hassel, sälg och andra trädslag. Det föreligger indikation på eller misstanke om populationsminskning. Minskningen avser kvalitén på artens habitat på grund av fortsatt snabb avverkning av kontinuitetsskog i norra Sverige, samt ett ökat utnyttjande av flisved (GROT) för energiändamål och röjning i hagmarker på grund av ändrade miljöersättningsregler i den södra halvan av landet (SLU Artdatabanken, 2025).</w:t>
-      </w:r>
-    </w:p>
-    <w:p>
       <w:r>
         <w:rPr>
           <w:b/>
         </w:rPr>
-        <w:t xml:space="preserve">Större aspvårvecklare (NT) </w:t>
+        <w:t xml:space="preserve">livsmiljöer </w:t>
       </w:r>
       <w:r>
-        <w:t>är en fjäril som hör hemma i naturskog med grov asp, som är larvens värdväxt. Artens förekomst är kraftigt fragmenterad och den finns inte i varje skogsparti med äldre asp. Vecklaren kräver kontinuitetsskog och hotas av skogsavverkning där hänsyn till gammal asp negligeras. Skydda löv- och blandskogar med lång kontinuitet (SLU Artdatabanken, 2025).</w:t>
-      </w:r>
-    </w:p>
-    <w:p>
-      <w:r>
-        <w:rPr>
-          <w:b/>
-        </w:rPr>
-        <w:t>Vasspetsad sikelvinge (NT)</w:t>
-      </w:r>
-      <w:r>
-        <w:t xml:space="preserve"> är knuten till stora sammanhängande områden med bestånd av skogslind, som utgör fjärilslarvens föda. Arten hotas främst av slutavverkning av ädellövskog, men sannolikt också av alltför kraftig utglesning av trädbestånd som gör dem till mindre varma livsmiljöer. Alla kvarvarande större ursprungliga bestånd av skogslind med äldre träd och en lång kontinuitet, bör ges ett sådant skydd att de undantas all framtida avverkning. Antalet rödlistade växter och djur beroende av ädellövskog, där skogslind är ett av de dominerande inslagen, är mycket högt (SLU Artdatabanken, 2026).</w:t>
+        <w:t>(artikel 1). Vidare att de åtgärder som vidtas inte får leda till en försämring av den nuvarande situationen beträffande bevarandet av de fågelarter som avses i artikel 1 (artikel 13). Fågeldirektivet är styrande för tillsynsansvariga myndigheters ärendehantering, ställningstaganden och beslutsfattande.</w:t>
       </w:r>
     </w:p>
     <w:p>
@@ -642,7 +624,7 @@
     <w:r>
       <w:tab/>
       <w:tab/>
-      <w:t>2026-06-20</w:t>
+      <w:t>2026-06-21</w:t>
       <w:br/>
       <w:br/>
     </w:r>

--- a/tillsyn/A 51898-2025 tillsynsbegäran.docx
+++ b/tillsyn/A 51898-2025 tillsynsbegäran.docx
@@ -624,7 +624,7 @@
     <w:r>
       <w:tab/>
       <w:tab/>
-      <w:t>2026-06-21</w:t>
+      <w:t>2026-06-22</w:t>
       <w:br/>
       <w:br/>
     </w:r>

--- a/tillsyn/A 51898-2025 tillsynsbegäran.docx
+++ b/tillsyn/A 51898-2025 tillsynsbegäran.docx
@@ -624,7 +624,7 @@
     <w:r>
       <w:tab/>
       <w:tab/>
-      <w:t>2026-06-22</w:t>
+      <w:t>2026-06-23</w:t>
       <w:br/>
       <w:br/>
     </w:r>

--- a/tillsyn/A 51898-2025 tillsynsbegäran.docx
+++ b/tillsyn/A 51898-2025 tillsynsbegäran.docx
@@ -624,7 +624,7 @@
     <w:r>
       <w:tab/>
       <w:tab/>
-      <w:t>2026-06-23</w:t>
+      <w:t>2026-06-24</w:t>
       <w:br/>
       <w:br/>
     </w:r>

--- a/tillsyn/A 51898-2025 tillsynsbegäran.docx
+++ b/tillsyn/A 51898-2025 tillsynsbegäran.docx
@@ -624,7 +624,7 @@
     <w:r>
       <w:tab/>
       <w:tab/>
-      <w:t>2026-06-24</w:t>
+      <w:t>2026-06-25</w:t>
       <w:br/>
       <w:br/>
     </w:r>

--- a/tillsyn/A 51898-2025 tillsynsbegäran.docx
+++ b/tillsyn/A 51898-2025 tillsynsbegäran.docx
@@ -624,7 +624,7 @@
     <w:r>
       <w:tab/>
       <w:tab/>
-      <w:t>2026-06-25</w:t>
+      <w:t>2026-06-26</w:t>
       <w:br/>
       <w:br/>
     </w:r>

--- a/tillsyn/A 51898-2025 tillsynsbegäran.docx
+++ b/tillsyn/A 51898-2025 tillsynsbegäran.docx
@@ -624,7 +624,7 @@
     <w:r>
       <w:tab/>
       <w:tab/>
-      <w:t>2026-06-26</w:t>
+      <w:t>2026-06-27</w:t>
       <w:br/>
       <w:br/>
     </w:r>

--- a/tillsyn/A 51898-2025 tillsynsbegäran.docx
+++ b/tillsyn/A 51898-2025 tillsynsbegäran.docx
@@ -624,7 +624,7 @@
     <w:r>
       <w:tab/>
       <w:tab/>
-      <w:t>2026-06-27</w:t>
+      <w:t>2026-06-28</w:t>
       <w:br/>
       <w:br/>
     </w:r>

--- a/tillsyn/A 51898-2025 tillsynsbegäran.docx
+++ b/tillsyn/A 51898-2025 tillsynsbegäran.docx
@@ -624,7 +624,7 @@
     <w:r>
       <w:tab/>
       <w:tab/>
-      <w:t>2026-06-28</w:t>
+      <w:t>2026-06-29</w:t>
       <w:br/>
       <w:br/>
     </w:r>

--- a/tillsyn/A 51898-2025 tillsynsbegäran.docx
+++ b/tillsyn/A 51898-2025 tillsynsbegäran.docx
@@ -624,7 +624,7 @@
     <w:r>
       <w:tab/>
       <w:tab/>
-      <w:t>2026-06-29</w:t>
+      <w:t>2026-06-30</w:t>
       <w:br/>
       <w:br/>
     </w:r>

--- a/tillsyn/A 51898-2025 tillsynsbegäran.docx
+++ b/tillsyn/A 51898-2025 tillsynsbegäran.docx
@@ -624,7 +624,7 @@
     <w:r>
       <w:tab/>
       <w:tab/>
-      <w:t>2026-06-30</w:t>
+      <w:t>2026-07-01</w:t>
       <w:br/>
       <w:br/>
     </w:r>

--- a/tillsyn/A 51898-2025 tillsynsbegäran.docx
+++ b/tillsyn/A 51898-2025 tillsynsbegäran.docx
@@ -624,7 +624,7 @@
     <w:r>
       <w:tab/>
       <w:tab/>
-      <w:t>2026-07-01</w:t>
+      <w:t>2026-07-02</w:t>
       <w:br/>
       <w:br/>
     </w:r>

--- a/tillsyn/A 51898-2025 tillsynsbegäran.docx
+++ b/tillsyn/A 51898-2025 tillsynsbegäran.docx
@@ -624,7 +624,7 @@
     <w:r>
       <w:tab/>
       <w:tab/>
-      <w:t>2026-07-13</w:t>
+      <w:t>2026-07-14</w:t>
       <w:br/>
       <w:br/>
     </w:r>

--- a/tillsyn/A 51898-2025 tillsynsbegäran.docx
+++ b/tillsyn/A 51898-2025 tillsynsbegäran.docx
@@ -624,7 +624,7 @@
     <w:r>
       <w:tab/>
       <w:tab/>
-      <w:t>2026-07-14</w:t>
+      <w:t>2026-07-15</w:t>
       <w:br/>
       <w:br/>
     </w:r>

--- a/tillsyn/A 51898-2025 tillsynsbegäran.docx
+++ b/tillsyn/A 51898-2025 tillsynsbegäran.docx
@@ -624,7 +624,7 @@
     <w:r>
       <w:tab/>
       <w:tab/>
-      <w:t>2026-07-15</w:t>
+      <w:t>2026-07-16</w:t>
       <w:br/>
       <w:br/>
     </w:r>

--- a/tillsyn/A 51898-2025 tillsynsbegäran.docx
+++ b/tillsyn/A 51898-2025 tillsynsbegäran.docx
@@ -624,7 +624,7 @@
     <w:r>
       <w:tab/>
       <w:tab/>
-      <w:t>2026-07-16</w:t>
+      <w:t>2026-07-17</w:t>
       <w:br/>
       <w:br/>
     </w:r>

--- a/tillsyn/A 51898-2025 tillsynsbegäran.docx
+++ b/tillsyn/A 51898-2025 tillsynsbegäran.docx
@@ -624,7 +624,7 @@
     <w:r>
       <w:tab/>
       <w:tab/>
-      <w:t>2026-07-17</w:t>
+      <w:t>2026-07-18</w:t>
       <w:br/>
       <w:br/>
     </w:r>

--- a/tillsyn/A 51898-2025 tillsynsbegäran.docx
+++ b/tillsyn/A 51898-2025 tillsynsbegäran.docx
@@ -624,7 +624,7 @@
     <w:r>
       <w:tab/>
       <w:tab/>
-      <w:t>2026-07-18</w:t>
+      <w:t>2026-07-19</w:t>
       <w:br/>
       <w:br/>
     </w:r>

--- a/tillsyn/A 51898-2025 tillsynsbegäran.docx
+++ b/tillsyn/A 51898-2025 tillsynsbegäran.docx
@@ -624,7 +624,7 @@
     <w:r>
       <w:tab/>
       <w:tab/>
-      <w:t>2026-07-19</w:t>
+      <w:t>2026-07-20</w:t>
       <w:br/>
       <w:br/>
     </w:r>

--- a/tillsyn/A 51898-2025 tillsynsbegäran.docx
+++ b/tillsyn/A 51898-2025 tillsynsbegäran.docx
@@ -624,7 +624,7 @@
     <w:r>
       <w:tab/>
       <w:tab/>
-      <w:t>2026-07-20</w:t>
+      <w:t>2026-07-21</w:t>
       <w:br/>
       <w:br/>
     </w:r>

--- a/tillsyn/A 51898-2025 tillsynsbegäran.docx
+++ b/tillsyn/A 51898-2025 tillsynsbegäran.docx
@@ -624,7 +624,7 @@
     <w:r>
       <w:tab/>
       <w:tab/>
-      <w:t>2026-07-21</w:t>
+      <w:t>2026-07-22</w:t>
       <w:br/>
       <w:br/>
     </w:r>

--- a/tillsyn/A 51898-2025 tillsynsbegäran.docx
+++ b/tillsyn/A 51898-2025 tillsynsbegäran.docx
@@ -624,7 +624,7 @@
     <w:r>
       <w:tab/>
       <w:tab/>
-      <w:t>2026-07-22</w:t>
+      <w:t>2026-07-23</w:t>
       <w:br/>
       <w:br/>
     </w:r>

--- a/tillsyn/A 51898-2025 tillsynsbegäran.docx
+++ b/tillsyn/A 51898-2025 tillsynsbegäran.docx
@@ -624,7 +624,7 @@
     <w:r>
       <w:tab/>
       <w:tab/>
-      <w:t>2026-07-23</w:t>
+      <w:t>2026-07-24</w:t>
       <w:br/>
       <w:br/>
     </w:r>

--- a/tillsyn/A 51898-2025 tillsynsbegäran.docx
+++ b/tillsyn/A 51898-2025 tillsynsbegäran.docx
@@ -624,7 +624,7 @@
     <w:r>
       <w:tab/>
       <w:tab/>
-      <w:t>2026-07-24</w:t>
+      <w:t>2026-07-25</w:t>
       <w:br/>
       <w:br/>
     </w:r>

--- a/tillsyn/A 51898-2025 tillsynsbegäran.docx
+++ b/tillsyn/A 51898-2025 tillsynsbegäran.docx
@@ -624,7 +624,7 @@
     <w:r>
       <w:tab/>
       <w:tab/>
-      <w:t>2026-07-25</w:t>
+      <w:t>2026-07-26</w:t>
       <w:br/>
       <w:br/>
     </w:r>

--- a/tillsyn/A 51898-2025 tillsynsbegäran.docx
+++ b/tillsyn/A 51898-2025 tillsynsbegäran.docx
@@ -624,7 +624,7 @@
     <w:r>
       <w:tab/>
       <w:tab/>
-      <w:t>2026-07-26</w:t>
+      <w:t>2026-07-27</w:t>
       <w:br/>
       <w:br/>
     </w:r>

--- a/tillsyn/A 51898-2025 tillsynsbegäran.docx
+++ b/tillsyn/A 51898-2025 tillsynsbegäran.docx
@@ -624,7 +624,7 @@
     <w:r>
       <w:tab/>
       <w:tab/>
-      <w:t>2026-07-27</w:t>
+      <w:t>2026-07-28</w:t>
       <w:br/>
       <w:br/>
     </w:r>

--- a/tillsyn/A 51898-2025 tillsynsbegäran.docx
+++ b/tillsyn/A 51898-2025 tillsynsbegäran.docx
@@ -624,7 +624,7 @@
     <w:r>
       <w:tab/>
       <w:tab/>
-      <w:t>2026-07-28</w:t>
+      <w:t>2026-07-29</w:t>
       <w:br/>
       <w:br/>
     </w:r>

--- a/tillsyn/A 51898-2025 tillsynsbegäran.docx
+++ b/tillsyn/A 51898-2025 tillsynsbegäran.docx
@@ -624,7 +624,7 @@
     <w:r>
       <w:tab/>
       <w:tab/>
-      <w:t>2026-07-29</w:t>
+      <w:t>2026-07-30</w:t>
       <w:br/>
       <w:br/>
     </w:r>

--- a/tillsyn/A 51898-2025 tillsynsbegäran.docx
+++ b/tillsyn/A 51898-2025 tillsynsbegäran.docx
@@ -624,7 +624,7 @@
     <w:r>
       <w:tab/>
       <w:tab/>
-      <w:t>2026-07-30</w:t>
+      <w:t>2026-07-31</w:t>
       <w:br/>
       <w:br/>
     </w:r>

--- a/tillsyn/A 51898-2025 tillsynsbegäran.docx
+++ b/tillsyn/A 51898-2025 tillsynsbegäran.docx
@@ -624,7 +624,7 @@
     <w:r>
       <w:tab/>
       <w:tab/>
-      <w:t>2026-07-31</w:t>
+      <w:t>2026-08-01</w:t>
       <w:br/>
       <w:br/>
     </w:r>

--- a/tillsyn/A 51898-2025 tillsynsbegäran.docx
+++ b/tillsyn/A 51898-2025 tillsynsbegäran.docx
@@ -624,7 +624,7 @@
     <w:r>
       <w:tab/>
       <w:tab/>
-      <w:t>2026-08-01</w:t>
+      <w:t>2026-08-02</w:t>
       <w:br/>
       <w:br/>
     </w:r>

--- a/tillsyn/A 51898-2025 tillsynsbegäran.docx
+++ b/tillsyn/A 51898-2025 tillsynsbegäran.docx
@@ -624,7 +624,7 @@
     <w:r>
       <w:tab/>
       <w:tab/>
-      <w:t>2026-08-02</w:t>
+      <w:t>2026-08-03</w:t>
       <w:br/>
       <w:br/>
     </w:r>

--- a/tillsyn/A 51898-2025 tillsynsbegäran.docx
+++ b/tillsyn/A 51898-2025 tillsynsbegäran.docx
@@ -624,7 +624,7 @@
     <w:r>
       <w:tab/>
       <w:tab/>
-      <w:t>2026-08-03</w:t>
+      <w:t>2026-08-05</w:t>
       <w:br/>
       <w:br/>
     </w:r>

--- a/tillsyn/A 51898-2025 tillsynsbegäran.docx
+++ b/tillsyn/A 51898-2025 tillsynsbegäran.docx
@@ -624,7 +624,7 @@
     <w:r>
       <w:tab/>
       <w:tab/>
-      <w:t>2026-08-05</w:t>
+      <w:t>2026-08-07</w:t>
       <w:br/>
       <w:br/>
     </w:r>

--- a/tillsyn/A 51898-2025 tillsynsbegäran.docx
+++ b/tillsyn/A 51898-2025 tillsynsbegäran.docx
@@ -624,7 +624,7 @@
     <w:r>
       <w:tab/>
       <w:tab/>
-      <w:t>2026-08-07</w:t>
+      <w:t>2026-08-08</w:t>
       <w:br/>
       <w:br/>
     </w:r>

--- a/tillsyn/A 51898-2025 tillsynsbegäran.docx
+++ b/tillsyn/A 51898-2025 tillsynsbegäran.docx
@@ -60,7 +60,7 @@
         <w:spacing w:after="240"/>
       </w:pPr>
       <w:r>
-        <w:t>Figur 1. Fyndplatser för naturvårdsarter inom 18 meter från avverkningsanmälan. Markörer utan svart kant är placerade på fyndplatsen. Markörer med svart kant är placerade vid sidan av fyndplatsen har ett svart streck som visar fyndplatsens exakta position. Kartans mittpunktskoordinat är N 6270340, E 560621 i SWEREF 99 TM.</w:t>
+        <w:t>Figur 1. Fyndplatser för naturvårdsarter inom 18 meter från avverkningsanmälan. Markörer utan svart kant är placerade på fyndplatsen. Markörer med svart kant är placerade vid sidan av fyndplatsen och har ett svart streck som visar fyndplatsens exakta position. Kartans mittpunktskoordinat är N 6270340, E 560621 i SWEREF 99 TM.</w:t>
       </w:r>
     </w:p>
     <w:p>
@@ -624,7 +624,7 @@
     <w:r>
       <w:tab/>
       <w:tab/>
-      <w:t>2026-08-14</w:t>
+      <w:t>2026-08-15</w:t>
       <w:br/>
       <w:br/>
     </w:r>

--- a/tillsyn/A 51898-2025 tillsynsbegäran.docx
+++ b/tillsyn/A 51898-2025 tillsynsbegäran.docx
@@ -624,7 +624,7 @@
     <w:r>
       <w:tab/>
       <w:tab/>
-      <w:t>2026-08-15</w:t>
+      <w:t>2026-08-16</w:t>
       <w:br/>
       <w:br/>
     </w:r>

--- a/tillsyn/A 51898-2025 tillsynsbegäran.docx
+++ b/tillsyn/A 51898-2025 tillsynsbegäran.docx
@@ -624,7 +624,7 @@
     <w:r>
       <w:tab/>
       <w:tab/>
-      <w:t>2026-08-16</w:t>
+      <w:t>2026-08-17</w:t>
       <w:br/>
       <w:br/>
     </w:r>

--- a/tillsyn/A 51898-2025 tillsynsbegäran.docx
+++ b/tillsyn/A 51898-2025 tillsynsbegäran.docx
@@ -624,7 +624,7 @@
     <w:r>
       <w:tab/>
       <w:tab/>
-      <w:t>2026-08-17</w:t>
+      <w:t>2026-08-18</w:t>
       <w:br/>
       <w:br/>
     </w:r>

--- a/tillsyn/A 51898-2025 tillsynsbegäran.docx
+++ b/tillsyn/A 51898-2025 tillsynsbegäran.docx
@@ -624,7 +624,7 @@
     <w:r>
       <w:tab/>
       <w:tab/>
-      <w:t>2026-08-18</w:t>
+      <w:t>2026-08-19</w:t>
       <w:br/>
       <w:br/>
     </w:r>

--- a/tillsyn/A 51898-2025 tillsynsbegäran.docx
+++ b/tillsyn/A 51898-2025 tillsynsbegäran.docx
@@ -624,7 +624,7 @@
     <w:r>
       <w:tab/>
       <w:tab/>
-      <w:t>2026-08-19</w:t>
+      <w:t>2026-08-20</w:t>
       <w:br/>
       <w:br/>
     </w:r>

--- a/tillsyn/A 51898-2025 tillsynsbegäran.docx
+++ b/tillsyn/A 51898-2025 tillsynsbegäran.docx
@@ -624,7 +624,7 @@
     <w:r>
       <w:tab/>
       <w:tab/>
-      <w:t>2026-08-20</w:t>
+      <w:t>2026-08-21</w:t>
       <w:br/>
       <w:br/>
     </w:r>

--- a/tillsyn/A 51898-2025 tillsynsbegäran.docx
+++ b/tillsyn/A 51898-2025 tillsynsbegäran.docx
@@ -624,7 +624,7 @@
     <w:r>
       <w:tab/>
       <w:tab/>
-      <w:t>2026-08-21</w:t>
+      <w:t>2026-08-22</w:t>
       <w:br/>
       <w:br/>
     </w:r>

--- a/tillsyn/A 51898-2025 tillsynsbegäran.docx
+++ b/tillsyn/A 51898-2025 tillsynsbegäran.docx
@@ -624,7 +624,7 @@
     <w:r>
       <w:tab/>
       <w:tab/>
-      <w:t>2026-08-22</w:t>
+      <w:t>2026-08-23</w:t>
       <w:br/>
       <w:br/>
     </w:r>

--- a/tillsyn/A 51898-2025 tillsynsbegäran.docx
+++ b/tillsyn/A 51898-2025 tillsynsbegäran.docx
@@ -624,7 +624,7 @@
     <w:r>
       <w:tab/>
       <w:tab/>
-      <w:t>2026-08-23</w:t>
+      <w:t>2026-08-24</w:t>
       <w:br/>
       <w:br/>
     </w:r>

--- a/tillsyn/A 51898-2025 tillsynsbegäran.docx
+++ b/tillsyn/A 51898-2025 tillsynsbegäran.docx
@@ -624,7 +624,7 @@
     <w:r>
       <w:tab/>
       <w:tab/>
-      <w:t>2026-08-24</w:t>
+      <w:t>2026-08-25</w:t>
       <w:br/>
       <w:br/>
     </w:r>

--- a/tillsyn/A 51898-2025 tillsynsbegäran.docx
+++ b/tillsyn/A 51898-2025 tillsynsbegäran.docx
@@ -624,7 +624,7 @@
     <w:r>
       <w:tab/>
       <w:tab/>
-      <w:t>2026-08-25</w:t>
+      <w:t>2026-08-26</w:t>
       <w:br/>
       <w:br/>
     </w:r>

--- a/tillsyn/A 51898-2025 tillsynsbegäran.docx
+++ b/tillsyn/A 51898-2025 tillsynsbegäran.docx
@@ -624,7 +624,7 @@
     <w:r>
       <w:tab/>
       <w:tab/>
-      <w:t>2026-08-26</w:t>
+      <w:t>2026-08-27</w:t>
       <w:br/>
       <w:br/>
     </w:r>

--- a/tillsyn/A 51898-2025 tillsynsbegäran.docx
+++ b/tillsyn/A 51898-2025 tillsynsbegäran.docx
@@ -624,7 +624,7 @@
     <w:r>
       <w:tab/>
       <w:tab/>
-      <w:t>2026-08-27</w:t>
+      <w:t>2026-08-28</w:t>
       <w:br/>
       <w:br/>
     </w:r>

--- a/tillsyn/A 51898-2025 tillsynsbegäran.docx
+++ b/tillsyn/A 51898-2025 tillsynsbegäran.docx
@@ -624,7 +624,7 @@
     <w:r>
       <w:tab/>
       <w:tab/>
-      <w:t>2026-08-28</w:t>
+      <w:t>2026-08-29</w:t>
       <w:br/>
       <w:br/>
     </w:r>

--- a/tillsyn/A 51898-2025 tillsynsbegäran.docx
+++ b/tillsyn/A 51898-2025 tillsynsbegäran.docx
@@ -624,7 +624,7 @@
     <w:r>
       <w:tab/>
       <w:tab/>
-      <w:t>2026-08-29</w:t>
+      <w:t>2026-08-31</w:t>
       <w:br/>
       <w:br/>
     </w:r>

--- a/tillsyn/A 51898-2025 tillsynsbegäran.docx
+++ b/tillsyn/A 51898-2025 tillsynsbegäran.docx
@@ -624,7 +624,7 @@
     <w:r>
       <w:tab/>
       <w:tab/>
-      <w:t>2026-08-31</w:t>
+      <w:t>2026-09-01</w:t>
       <w:br/>
       <w:br/>
     </w:r>

--- a/tillsyn/A 51898-2025 tillsynsbegäran.docx
+++ b/tillsyn/A 51898-2025 tillsynsbegäran.docx
@@ -624,7 +624,7 @@
     <w:r>
       <w:tab/>
       <w:tab/>
-      <w:t>2026-09-01</w:t>
+      <w:t>2026-09-02</w:t>
       <w:br/>
       <w:br/>
     </w:r>

--- a/tillsyn/A 51898-2025 tillsynsbegäran.docx
+++ b/tillsyn/A 51898-2025 tillsynsbegäran.docx
@@ -624,7 +624,7 @@
     <w:r>
       <w:tab/>
       <w:tab/>
-      <w:t>2026-09-02</w:t>
+      <w:t>2026-09-03</w:t>
       <w:br/>
       <w:br/>
     </w:r>

--- a/tillsyn/A 51898-2025 tillsynsbegäran.docx
+++ b/tillsyn/A 51898-2025 tillsynsbegäran.docx
@@ -624,7 +624,7 @@
     <w:r>
       <w:tab/>
       <w:tab/>
-      <w:t>2026-09-03</w:t>
+      <w:t>2026-09-04</w:t>
       <w:br/>
       <w:br/>
     </w:r>

--- a/tillsyn/A 51898-2025 tillsynsbegäran.docx
+++ b/tillsyn/A 51898-2025 tillsynsbegäran.docx
@@ -624,7 +624,7 @@
     <w:r>
       <w:tab/>
       <w:tab/>
-      <w:t>2026-09-04</w:t>
+      <w:t>2026-09-05</w:t>
       <w:br/>
       <w:br/>
     </w:r>

--- a/tillsyn/A 51898-2025 tillsynsbegäran.docx
+++ b/tillsyn/A 51898-2025 tillsynsbegäran.docx
@@ -624,7 +624,7 @@
     <w:r>
       <w:tab/>
       <w:tab/>
-      <w:t>2026-09-05</w:t>
+      <w:t>2026-09-06</w:t>
       <w:br/>
       <w:br/>
     </w:r>

--- a/tillsyn/A 51898-2025 tillsynsbegäran.docx
+++ b/tillsyn/A 51898-2025 tillsynsbegäran.docx
@@ -624,7 +624,7 @@
     <w:r>
       <w:tab/>
       <w:tab/>
-      <w:t>2026-09-06</w:t>
+      <w:t>2026-09-07</w:t>
       <w:br/>
       <w:br/>
     </w:r>

--- a/tillsyn/A 51898-2025 tillsynsbegäran.docx
+++ b/tillsyn/A 51898-2025 tillsynsbegäran.docx
@@ -624,7 +624,7 @@
     <w:r>
       <w:tab/>
       <w:tab/>
-      <w:t>2026-09-07</w:t>
+      <w:t>2026-09-08</w:t>
       <w:br/>
       <w:br/>
     </w:r>

--- a/tillsyn/A 51898-2025 tillsynsbegäran.docx
+++ b/tillsyn/A 51898-2025 tillsynsbegäran.docx
@@ -624,7 +624,7 @@
     <w:r>
       <w:tab/>
       <w:tab/>
-      <w:t>2026-09-08</w:t>
+      <w:t>2026-09-09</w:t>
       <w:br/>
       <w:br/>
     </w:r>

--- a/tillsyn/A 51898-2025 tillsynsbegäran.docx
+++ b/tillsyn/A 51898-2025 tillsynsbegäran.docx
@@ -624,7 +624,7 @@
     <w:r>
       <w:tab/>
       <w:tab/>
-      <w:t>2026-09-09</w:t>
+      <w:t>2026-09-10</w:t>
       <w:br/>
       <w:br/>
     </w:r>

--- a/tillsyn/A 51898-2025 tillsynsbegäran.docx
+++ b/tillsyn/A 51898-2025 tillsynsbegäran.docx
@@ -624,7 +624,7 @@
     <w:r>
       <w:tab/>
       <w:tab/>
-      <w:t>2026-09-10</w:t>
+      <w:t>2026-09-11</w:t>
       <w:br/>
       <w:br/>
     </w:r>

--- a/tillsyn/A 51898-2025 tillsynsbegäran.docx
+++ b/tillsyn/A 51898-2025 tillsynsbegäran.docx
@@ -624,7 +624,7 @@
     <w:r>
       <w:tab/>
       <w:tab/>
-      <w:t>2026-09-11</w:t>
+      <w:t>2026-09-12</w:t>
       <w:br/>
       <w:br/>
     </w:r>
